--- a/reports/C3/Group/00 - Requirements - Group.docx
+++ b/reports/C3/Group/00 - Requirements - Group.docx
@@ -148,13 +148,7 @@
                   <w:rPr>
                     <w:rFonts w:asciiTheme="majorHAnsi" w:hAnsiTheme="majorHAnsi" w:cstheme="majorHAnsi"/>
                   </w:rPr>
-                  <w:t>2</w:t>
-                </w:r>
-                <w:r>
-                  <w:rPr>
-                    <w:rFonts w:asciiTheme="majorHAnsi" w:hAnsiTheme="majorHAnsi" w:cstheme="majorHAnsi"/>
-                  </w:rPr>
-                  <w:t>.047</w:t>
+                  <w:t>3.047</w:t>
                 </w:r>
                 <w:r>
                   <w:rPr>
@@ -226,7 +220,7 @@
                   <w:rPr>
                     <w:rFonts w:asciiTheme="majorHAnsi" w:hAnsiTheme="majorHAnsi" w:cstheme="majorHAnsi"/>
                   </w:rPr>
-                  <w:t xml:space="preserve">https://github.com/HectorGuePra/C2-047-Acme-Ans-C2 </w:t>
+                  <w:t>https://github.com/HectorGuePra/C3-047-Acme-Ans-C3</w:t>
                 </w:r>
               </w:sdtContent>
             </w:sdt>
@@ -778,12 +772,262 @@
             </w:tcMar>
           </w:tcPr>
           <w:p>
+            <w:r>
+              <w:t>Student #</w:t>
+            </w:r>
+            <w:r>
+              <w:t>4</w:t>
+            </w:r>
+          </w:p>
+          <w:p>
+            <w:pPr>
+              <w:pStyle w:val="Sinespaciado"/>
+              <w:rPr>
+                <w:rFonts w:asciiTheme="majorHAnsi" w:hAnsiTheme="majorHAnsi" w:cstheme="majorHAnsi"/>
+                <w:b/>
+                <w:lang w:val="en-US"/>
+              </w:rPr>
+            </w:pPr>
+            <w:r>
+              <w:rPr>
+                <w:rFonts w:asciiTheme="majorHAnsi" w:hAnsiTheme="majorHAnsi" w:cstheme="majorHAnsi"/>
+                <w:b/>
+              </w:rPr>
+              <w:t>ID:</w:t>
+            </w:r>
+            <w:r>
+              <w:rPr>
+                <w:rFonts w:asciiTheme="majorHAnsi" w:hAnsiTheme="majorHAnsi" w:cstheme="majorHAnsi"/>
+                <w:b/>
+              </w:rPr>
+              <w:tab/>
+            </w:r>
+            <w:r>
+              <w:rPr>
+                <w:rFonts w:asciiTheme="majorHAnsi" w:hAnsiTheme="majorHAnsi" w:cstheme="majorHAnsi"/>
+              </w:rPr>
+              <w:tab/>
+            </w:r>
+            <w:permStart w:id="394865880" w:edGrp="everyone"/>
+            <w:r>
+              <w:rPr>
+                <w:rFonts w:asciiTheme="majorHAnsi" w:hAnsiTheme="majorHAnsi" w:cstheme="majorBidi"/>
+                <w:b/>
+                <w:bCs/>
+                <w:lang w:val="en-US"/>
+              </w:rPr>
+              <w:t>2**03*2*G</w:t>
+            </w:r>
+          </w:p>
+          <w:permEnd w:id="394865880"/>
+          <w:p>
+            <w:pPr>
+              <w:pStyle w:val="Sinespaciado"/>
+              <w:rPr>
+                <w:rFonts w:asciiTheme="majorHAnsi" w:hAnsiTheme="majorHAnsi" w:cstheme="majorHAnsi"/>
+                <w:b/>
+              </w:rPr>
+            </w:pPr>
+            <w:r>
+              <w:rPr>
+                <w:rFonts w:asciiTheme="majorHAnsi" w:hAnsiTheme="majorHAnsi" w:cstheme="majorHAnsi"/>
+                <w:b/>
+              </w:rPr>
+              <w:t xml:space="preserve">UVUS: </w:t>
+            </w:r>
+            <w:r>
+              <w:rPr>
+                <w:rFonts w:asciiTheme="majorHAnsi" w:hAnsiTheme="majorHAnsi" w:cstheme="majorHAnsi"/>
+                <w:b/>
+              </w:rPr>
+              <w:tab/>
+            </w:r>
+            <w:r>
+              <w:rPr>
+                <w:rFonts w:asciiTheme="majorHAnsi" w:hAnsiTheme="majorHAnsi" w:cstheme="majorHAnsi"/>
+                <w:b/>
+              </w:rPr>
+              <w:tab/>
+            </w:r>
+            <w:permStart w:id="907745622" w:edGrp="everyone"/>
+            <w:sdt>
+              <w:sdtPr>
+                <w:rPr>
+                  <w:rFonts w:asciiTheme="majorHAnsi" w:hAnsiTheme="majorHAnsi" w:cstheme="majorHAnsi"/>
+                  <w:lang w:val="en-US"/>
+                </w:rPr>
+                <w:tag w:val="UVUS03"/>
+                <w:id w:val="-1752121542"/>
+                <w:placeholder>
+                  <w:docPart w:val="BEBBC5EDC2004E1DA18F5E3FBA9B522A"/>
+                </w:placeholder>
+                <w15:appearance w15:val="hidden"/>
+                <w:text/>
+              </w:sdtPr>
+              <w:sdtContent>
+                <w:r>
+                  <w:rPr>
+                    <w:rFonts w:asciiTheme="majorHAnsi" w:hAnsiTheme="majorHAnsi" w:cstheme="majorHAnsi"/>
+                    <w:lang w:val="en-US"/>
+                  </w:rPr>
+                  <w:t xml:space="preserve"> </w:t>
+                </w:r>
+                <w:r>
+                  <w:rPr>
+                    <w:rFonts w:asciiTheme="majorHAnsi" w:hAnsiTheme="majorHAnsi" w:cstheme="majorHAnsi"/>
+                    <w:lang w:val="en-US"/>
+                  </w:rPr>
+                  <w:t>jualeomad</w:t>
+                </w:r>
+                <w:r>
+                  <w:rPr>
+                    <w:rFonts w:asciiTheme="majorHAnsi" w:hAnsiTheme="majorHAnsi" w:cstheme="majorHAnsi"/>
+                    <w:lang w:val="en-US"/>
+                  </w:rPr>
+                  <w:t xml:space="preserve">  </w:t>
+                </w:r>
+              </w:sdtContent>
+            </w:sdt>
+            <w:permEnd w:id="907745622"/>
+          </w:p>
+          <w:p>
+            <w:pPr>
+              <w:pStyle w:val="Sinespaciado"/>
+              <w:rPr>
+                <w:rFonts w:asciiTheme="majorHAnsi" w:hAnsiTheme="majorHAnsi" w:cstheme="majorHAnsi"/>
+                <w:lang w:val="en-US"/>
+              </w:rPr>
+            </w:pPr>
+            <w:r>
+              <w:rPr>
+                <w:rFonts w:asciiTheme="majorHAnsi" w:hAnsiTheme="majorHAnsi" w:cstheme="majorHAnsi"/>
+                <w:b/>
+              </w:rPr>
+              <w:t>Name:</w:t>
+            </w:r>
+            <w:r>
+              <w:rPr>
+                <w:rFonts w:asciiTheme="majorHAnsi" w:hAnsiTheme="majorHAnsi" w:cstheme="majorHAnsi"/>
+                <w:b/>
+              </w:rPr>
+              <w:tab/>
+            </w:r>
+            <w:r>
+              <w:rPr>
+                <w:rFonts w:asciiTheme="majorHAnsi" w:hAnsiTheme="majorHAnsi" w:cstheme="majorHAnsi"/>
+              </w:rPr>
+              <w:tab/>
+            </w:r>
+            <w:permStart w:id="1264022837" w:edGrp="everyone"/>
+            <w:r>
+              <w:rPr>
+                <w:rFonts w:asciiTheme="majorHAnsi" w:hAnsiTheme="majorHAnsi" w:cstheme="majorHAnsi"/>
+                <w:lang w:val="en-US"/>
+              </w:rPr>
+              <w:t>León Madroñal</w:t>
+            </w:r>
+            <w:r>
+              <w:rPr>
+                <w:rFonts w:asciiTheme="majorHAnsi" w:hAnsiTheme="majorHAnsi" w:cstheme="majorHAnsi"/>
+                <w:lang w:val="en-US"/>
+              </w:rPr>
+              <w:t xml:space="preserve">, </w:t>
+            </w:r>
+            <w:r>
+              <w:rPr>
+                <w:rFonts w:asciiTheme="majorHAnsi" w:hAnsiTheme="majorHAnsi" w:cstheme="majorHAnsi"/>
+                <w:lang w:val="en-US"/>
+              </w:rPr>
+              <w:t>Juan Carlos</w:t>
+            </w:r>
+          </w:p>
+          <w:permEnd w:id="1264022837"/>
+          <w:p>
             <w:pPr>
               <w:pStyle w:val="Sinespaciado"/>
               <w:rPr>
                 <w:rFonts w:asciiTheme="majorHAnsi" w:hAnsiTheme="majorHAnsi" w:cstheme="majorHAnsi"/>
               </w:rPr>
             </w:pPr>
+            <w:r>
+              <w:rPr>
+                <w:rFonts w:asciiTheme="majorHAnsi" w:hAnsiTheme="majorHAnsi" w:cstheme="majorHAnsi"/>
+                <w:b/>
+              </w:rPr>
+              <w:t>Roles:</w:t>
+            </w:r>
+            <w:r>
+              <w:rPr>
+                <w:rFonts w:asciiTheme="majorHAnsi" w:hAnsiTheme="majorHAnsi" w:cstheme="majorHAnsi"/>
+                <w:b/>
+              </w:rPr>
+              <w:tab/>
+            </w:r>
+            <w:r>
+              <w:rPr>
+                <w:rFonts w:asciiTheme="majorHAnsi" w:hAnsiTheme="majorHAnsi" w:cstheme="majorHAnsi"/>
+              </w:rPr>
+              <w:tab/>
+            </w:r>
+            <w:permStart w:id="14027786" w:edGrp="everyone"/>
+            <w:sdt>
+              <w:sdtPr>
+                <w:rPr>
+                  <w:rFonts w:asciiTheme="majorHAnsi" w:hAnsiTheme="majorHAnsi" w:cstheme="majorHAnsi"/>
+                </w:rPr>
+                <w:tag w:val="Roles3"/>
+                <w:id w:val="1929765809"/>
+                <w:placeholder>
+                  <w:docPart w:val="59FB775AABCF409096ADF492822596C7"/>
+                </w:placeholder>
+                <w:text/>
+              </w:sdtPr>
+              <w:sdtContent>
+                <w:r>
+                  <w:rPr>
+                    <w:rFonts w:asciiTheme="majorHAnsi" w:hAnsiTheme="majorHAnsi" w:cstheme="majorHAnsi"/>
+                  </w:rPr>
+                  <w:t xml:space="preserve"> </w:t>
+                </w:r>
+                <w:r>
+                  <w:rPr>
+                    <w:rFonts w:asciiTheme="majorHAnsi" w:hAnsiTheme="majorHAnsi" w:cstheme="majorHAnsi"/>
+                  </w:rPr>
+                  <w:t>analyst</w:t>
+                </w:r>
+                <w:r>
+                  <w:rPr>
+                    <w:rFonts w:asciiTheme="majorHAnsi" w:hAnsiTheme="majorHAnsi" w:cstheme="majorHAnsi"/>
+                  </w:rPr>
+                  <w:t xml:space="preserve">, </w:t>
+                </w:r>
+                <w:r>
+                  <w:rPr>
+                    <w:rFonts w:asciiTheme="majorHAnsi" w:hAnsiTheme="majorHAnsi" w:cstheme="majorHAnsi"/>
+                  </w:rPr>
+                  <w:t>developer</w:t>
+                </w:r>
+                <w:r>
+                  <w:rPr>
+                    <w:rFonts w:asciiTheme="majorHAnsi" w:hAnsiTheme="majorHAnsi" w:cstheme="majorHAnsi"/>
+                  </w:rPr>
+                  <w:t xml:space="preserve">, </w:t>
+                </w:r>
+                <w:r>
+                  <w:rPr>
+                    <w:rFonts w:asciiTheme="majorHAnsi" w:hAnsiTheme="majorHAnsi" w:cstheme="majorHAnsi"/>
+                  </w:rPr>
+                  <w:t>tester</w:t>
+                </w:r>
+                <w:r>
+                  <w:rPr>
+                    <w:rFonts w:asciiTheme="majorHAnsi" w:hAnsiTheme="majorHAnsi" w:cstheme="majorHAnsi"/>
+                  </w:rPr>
+                  <w:t xml:space="preserve">  </w:t>
+                </w:r>
+              </w:sdtContent>
+            </w:sdt>
+            <w:permEnd w:id="14027786"/>
           </w:p>
         </w:tc>
         <w:tc>
@@ -1047,11 +1291,7 @@
         <w:pStyle w:val="Requirement-Header"/>
       </w:pPr>
       <w:r>
-        <w:t>Instantiate and customise the appropriate starter project so that you can work on this project.  Make sure that the name of your project folder, maven configuration (pom.xml), and database is “</w:t>
-      </w:r>
-      <w:proofErr w:type="spellStart"/>
-      <w:r>
-        <w:t>Acme-</w:t>
+        <w:t>Instantiate and customise the appropriate starter project so that you can work on this project.  Make sure that the name of your project folder, maven configuration (pom.xml), and database is “Acme-</w:t>
       </w:r>
       <w:r>
         <w:t>ANS</w:t>
@@ -1068,7 +1308,6 @@
       <w:r>
         <w:t>dd</w:t>
       </w:r>
-      <w:proofErr w:type="spellEnd"/>
       <w:r>
         <w:rPr>
           <w:rFonts w:ascii="Cambria Math" w:hAnsi="Cambria Math" w:cs="Cambria Math"/>
@@ -1217,12 +1456,10 @@
         <w:t xml:space="preserve">their </w:t>
       </w:r>
       <w:bookmarkStart w:id="4" w:name="_Int_4q4WObMb"/>
-      <w:proofErr w:type="gramStart"/>
       <w:r>
         <w:t>current status</w:t>
       </w:r>
       <w:bookmarkEnd w:id="4"/>
-      <w:proofErr w:type="gramEnd"/>
       <w:r>
         <w:t xml:space="preserve">, </w:t>
       </w:r>
@@ -1455,26 +1692,13 @@
       <w:bookmarkStart w:id="5" w:name="OLE_LINK1"/>
       <w:bookmarkStart w:id="6" w:name="OLE_LINK2"/>
       <w:r>
-        <w:t>(pattern " ^\</w:t>
-      </w:r>
-      <w:proofErr w:type="gramStart"/>
-      <w:r>
-        <w:t>+?\d{</w:t>
-      </w:r>
-      <w:proofErr w:type="gramEnd"/>
+        <w:t>(pattern " ^\+?\d{</w:t>
+      </w:r>
       <w:r>
         <w:t>6</w:t>
       </w:r>
       <w:r>
-        <w:t>,</w:t>
-      </w:r>
-      <w:proofErr w:type="gramStart"/>
-      <w:r>
-        <w:t>15}$</w:t>
-      </w:r>
-      <w:proofErr w:type="gramEnd"/>
-      <w:r>
-        <w:t>")</w:t>
+        <w:t>,15}$")</w:t>
       </w:r>
       <w:bookmarkEnd w:id="5"/>
       <w:bookmarkEnd w:id="6"/>
@@ -2526,13 +2750,8 @@
         <w:t xml:space="preserve">, </w:t>
       </w:r>
       <w:r>
-        <w:t xml:space="preserve">their </w:t>
-      </w:r>
-      <w:proofErr w:type="gramStart"/>
-      <w:r>
-        <w:t>current status</w:t>
-      </w:r>
-      <w:proofErr w:type="gramEnd"/>
+        <w:t>their current status</w:t>
+      </w:r>
       <w:r>
         <w:t>, and your schedule</w:t>
       </w:r>
@@ -2929,61 +3148,19 @@
         <w:rPr>
           <w:lang w:val="es-ES"/>
         </w:rPr>
-        <w:t xml:space="preserve">Al intentar actualizar un </w:t>
-      </w:r>
-      <w:proofErr w:type="spellStart"/>
+        <w:t>Al intentar actualizar un a</w:t>
+      </w:r>
       <w:r>
         <w:rPr>
           <w:lang w:val="es-ES"/>
         </w:rPr>
-        <w:t>a</w:t>
+        <w:t xml:space="preserve">ircraft con un </w:t>
       </w:r>
       <w:r>
         <w:rPr>
           <w:lang w:val="es-ES"/>
         </w:rPr>
-        <w:t>ircraft</w:t>
-      </w:r>
-      <w:proofErr w:type="spellEnd"/>
-      <w:r>
-        <w:rPr>
-          <w:lang w:val="es-ES"/>
-        </w:rPr>
-        <w:t xml:space="preserve"> con un </w:t>
-      </w:r>
-      <w:r>
-        <w:rPr>
-          <w:lang w:val="es-ES"/>
-        </w:rPr>
-        <w:t>“</w:t>
-      </w:r>
-      <w:proofErr w:type="spellStart"/>
-      <w:r>
-        <w:rPr>
-          <w:lang w:val="es-ES"/>
-        </w:rPr>
-        <w:t>registration</w:t>
-      </w:r>
-      <w:proofErr w:type="spellEnd"/>
-      <w:r>
-        <w:rPr>
-          <w:lang w:val="es-ES"/>
-        </w:rPr>
-        <w:t xml:space="preserve"> </w:t>
-      </w:r>
-      <w:proofErr w:type="spellStart"/>
-      <w:r>
-        <w:rPr>
-          <w:lang w:val="es-ES"/>
-        </w:rPr>
-        <w:t>number</w:t>
-      </w:r>
-      <w:proofErr w:type="spellEnd"/>
-      <w:r>
-        <w:rPr>
-          <w:lang w:val="es-ES"/>
-        </w:rPr>
-        <w:t>” ya existente se lanza un error 500.</w:t>
+        <w:t>“registration number” ya existente se lanza un error 500.</w:t>
       </w:r>
     </w:p>
     <w:p>
@@ -3132,15 +3309,7 @@
         <w:pStyle w:val="Requirement-Header"/>
       </w:pPr>
       <w:r>
-        <w:t xml:space="preserve">Provide a link to your planning dashboard in GitHub to review the tasks, their </w:t>
-      </w:r>
-      <w:proofErr w:type="gramStart"/>
-      <w:r>
-        <w:t>current status</w:t>
-      </w:r>
-      <w:proofErr w:type="gramEnd"/>
-      <w:r>
-        <w:t>, and your schedule.</w:t>
+        <w:t>Provide a link to your planning dashboard in GitHub to review the tasks, their current status, and your schedule.</w:t>
       </w:r>
     </w:p>
     <w:permStart w:id="1902000534" w:edGrp="everyone"/>
@@ -3385,15 +3554,7 @@
         <w:pStyle w:val="Requirement-Header"/>
       </w:pPr>
       <w:r>
-        <w:t xml:space="preserve">Provide a link to your planning dashboard in GitHub to review the tasks, their </w:t>
-      </w:r>
-      <w:proofErr w:type="gramStart"/>
-      <w:r>
-        <w:t>current status</w:t>
-      </w:r>
-      <w:proofErr w:type="gramEnd"/>
-      <w:r>
-        <w:t>, and your schedule.</w:t>
+        <w:t>Provide a link to your planning dashboard in GitHub to review the tasks, their current status, and your schedule.</w:t>
       </w:r>
       <w:r>
         <w:t xml:space="preserve">  </w:t>
@@ -6067,158 +6228,241 @@
         <w:t>,</w:t>
       </w:r>
       <w:r>
+        <w:t xml:space="preserve"> “viagra”</w:t>
+      </w:r>
+      <w:r>
+        <w:t>,</w:t>
+      </w:r>
+      <w:r>
+        <w:t xml:space="preserve"> “cialis”</w:t>
+      </w:r>
+      <w:r>
+        <w:t>,</w:t>
+      </w:r>
+      <w:r>
+        <w:t xml:space="preserve"> “one million”</w:t>
+      </w:r>
+      <w:r>
+        <w:t>,</w:t>
+      </w:r>
+      <w:r>
+        <w:t xml:space="preserve"> “you’ve won”</w:t>
+      </w:r>
+      <w:r>
+        <w:t>,</w:t>
+      </w:r>
+      <w:r>
+        <w:t xml:space="preserve"> “nigeria”</w:t>
+      </w:r>
+      <w:r>
+        <w:t>,</w:t>
+      </w:r>
+      <w:r>
+        <w:t xml:space="preserve"> and their corresponding translations in </w:t>
+      </w:r>
+      <w:r>
+        <w:t xml:space="preserve">the </w:t>
+      </w:r>
+      <w:r>
+        <w:t>supported languages</w:t>
+      </w:r>
+      <w:r>
+        <w:t xml:space="preserve">.  </w:t>
+      </w:r>
+      <w:r>
+        <w:t xml:space="preserve">The default threshold for identifying spam is </w:t>
+      </w:r>
+      <w:r>
+        <w:t xml:space="preserve">preset to </w:t>
+      </w:r>
+      <w:r>
+        <w:t>10%</w:t>
+      </w:r>
+      <w:r>
+        <w:t xml:space="preserve">.  </w:t>
+      </w:r>
+      <w:r>
+        <w:t>Administrators may modify both the spam terms and the threshold</w:t>
+      </w:r>
+      <w:r>
+        <w:t xml:space="preserve">.  </w:t>
+      </w:r>
+      <w:r>
+        <w:t xml:space="preserve">The system must preprocess text to account for </w:t>
+      </w:r>
+      <w:r>
+        <w:t>“</w:t>
+      </w:r>
+      <w:r>
+        <w:t>emphatic spacing</w:t>
+      </w:r>
+      <w:r>
+        <w:t>”</w:t>
+      </w:r>
+      <w:r>
+        <w:t xml:space="preserve"> by removing any punctuation between consecutive letters</w:t>
+      </w:r>
+      <w:r>
+        <w:t xml:space="preserve"> (e.g., "S.E.X", "H:A:R:D C:O:R:E", or "V*I:AG!$R-A")</w:t>
+      </w:r>
+      <w:r>
+        <w:t xml:space="preserve">. </w:t>
+      </w:r>
+      <w:r>
+        <w:t xml:space="preserve"> </w:t>
+      </w:r>
+      <w:r>
+        <w:t>A term is considered spam regardless of letter case or the placement of punctuation</w:t>
+      </w:r>
+      <w:r>
+        <w:t xml:space="preserve"> </w:t>
+      </w:r>
+      <w:r>
+        <w:t>symbols</w:t>
+      </w:r>
+      <w:r>
+        <w:t xml:space="preserve"> </w:t>
+      </w:r>
+      <w:r>
+        <w:t xml:space="preserve">in </w:t>
+      </w:r>
+      <w:r>
+        <w:t>between letters. For instance, “one</w:t>
+      </w:r>
+      <w:r>
+        <w:rPr>
+          <w:rFonts w:ascii="Segoe UI Symbol" w:hAnsi="Segoe UI Symbol" w:cs="Segoe UI Symbol"/>
+        </w:rPr>
+        <w:t>␣</w:t>
+      </w:r>
+      <w:r>
+        <w:t>million” would match “ONE</w:t>
+      </w:r>
+      <w:r>
+        <w:rPr>
+          <w:rFonts w:ascii="Segoe UI Symbol" w:hAnsi="Segoe UI Symbol" w:cs="Segoe UI Symbol"/>
+        </w:rPr>
+        <w:t>␣</w:t>
+      </w:r>
+      <w:r>
+        <w:t>MILLION”</w:t>
+      </w:r>
+      <w:r>
+        <w:t>,</w:t>
+      </w:r>
+      <w:r>
         <w:t xml:space="preserve"> “</w:t>
       </w:r>
-      <w:proofErr w:type="spellStart"/>
-      <w:r>
-        <w:t>viagra</w:t>
-      </w:r>
-      <w:proofErr w:type="spellEnd"/>
-      <w:r>
-        <w:t>”</w:t>
+      <w:r>
+        <w:t>*</w:t>
+      </w:r>
+      <w:r>
+        <w:t>O</w:t>
+      </w:r>
+      <w:r>
+        <w:t>*</w:t>
+      </w:r>
+      <w:r>
+        <w:t>n</w:t>
+      </w:r>
+      <w:r>
+        <w:t>*</w:t>
+      </w:r>
+      <w:r>
+        <w:t>E</w:t>
+      </w:r>
+      <w:r>
+        <w:rPr>
+          <w:rFonts w:ascii="Segoe UI Symbol" w:hAnsi="Segoe UI Symbol" w:cs="Segoe UI Symbol"/>
+        </w:rPr>
+        <w:t xml:space="preserve">* </w:t>
+      </w:r>
+      <w:r>
+        <w:t>M</w:t>
+      </w:r>
+      <w:r>
+        <w:t>:</w:t>
+      </w:r>
+      <w:r>
+        <w:t>i</w:t>
+      </w:r>
+      <w:r>
+        <w:t>:</w:t>
+      </w:r>
+      <w:r>
+        <w:t>L</w:t>
+      </w:r>
+      <w:r>
+        <w:t>:</w:t>
+      </w:r>
+      <w:r>
+        <w:t>L</w:t>
+      </w:r>
+      <w:r>
+        <w:t>:</w:t>
+      </w:r>
+      <w:r>
+        <w:t>i</w:t>
+      </w:r>
+      <w:r>
+        <w:t>:</w:t>
+      </w:r>
+      <w:r>
+        <w:t>O</w:t>
+      </w:r>
+      <w:r>
+        <w:t>:</w:t>
+      </w:r>
+      <w:r>
+        <w:t>n”</w:t>
       </w:r>
       <w:r>
         <w:t>,</w:t>
       </w:r>
       <w:r>
-        <w:t xml:space="preserve"> “</w:t>
-      </w:r>
-      <w:proofErr w:type="spellStart"/>
-      <w:r>
-        <w:t>cialis</w:t>
-      </w:r>
-      <w:proofErr w:type="spellEnd"/>
-      <w:r>
-        <w:t>”</w:t>
+        <w:t xml:space="preserve"> and “One</w:t>
+      </w:r>
+      <w:r>
+        <w:rPr>
+          <w:rFonts w:ascii="Segoe UI Symbol" w:hAnsi="Segoe UI Symbol" w:cs="Segoe UI Symbol"/>
+        </w:rPr>
+        <w:t>␣</w:t>
+      </w:r>
+      <w:r>
+        <w:rPr>
+          <w:rFonts w:ascii="Cambria Math" w:hAnsi="Cambria Math" w:cs="Cambria Math"/>
+        </w:rPr>
+        <w:t>⏎</w:t>
+      </w:r>
+      <w:r>
+        <w:rPr>
+          <w:rFonts w:ascii="Segoe UI Symbol" w:hAnsi="Segoe UI Symbol" w:cs="Segoe UI Symbol"/>
+        </w:rPr>
+        <w:t>␣</w:t>
+      </w:r>
+      <w:r>
+        <w:t>Million”</w:t>
       </w:r>
       <w:r>
         <w:t>,</w:t>
       </w:r>
       <w:r>
-        <w:t xml:space="preserve"> “one million”</w:t>
+        <w:t xml:space="preserve"> but would not match “One</w:t>
+      </w:r>
+      <w:r>
+        <w:rPr>
+          <w:rFonts w:ascii="Segoe UI Symbol" w:hAnsi="Segoe UI Symbol" w:cs="Segoe UI Symbol"/>
+        </w:rPr>
+        <w:t>␣</w:t>
+      </w:r>
+      <w:r>
+        <w:t>Millionaire”</w:t>
       </w:r>
       <w:r>
         <w:t>,</w:t>
       </w:r>
       <w:r>
-        <w:t xml:space="preserve"> “you’ve won”</w:t>
-      </w:r>
-      <w:r>
-        <w:t>,</w:t>
-      </w:r>
-      <w:r>
-        <w:t xml:space="preserve"> “</w:t>
-      </w:r>
-      <w:proofErr w:type="spellStart"/>
-      <w:r>
-        <w:t>nigeria</w:t>
-      </w:r>
-      <w:proofErr w:type="spellEnd"/>
-      <w:r>
-        <w:t>”</w:t>
-      </w:r>
-      <w:r>
-        <w:t>,</w:t>
-      </w:r>
-      <w:r>
-        <w:t xml:space="preserve"> and their corresponding translations in </w:t>
-      </w:r>
-      <w:r>
-        <w:t xml:space="preserve">the </w:t>
-      </w:r>
-      <w:r>
-        <w:t>supported languages</w:t>
-      </w:r>
-      <w:r>
-        <w:t xml:space="preserve">.  </w:t>
-      </w:r>
-      <w:r>
-        <w:t xml:space="preserve">The default threshold for identifying spam is </w:t>
-      </w:r>
-      <w:r>
-        <w:t xml:space="preserve">preset to </w:t>
-      </w:r>
-      <w:r>
-        <w:t>10%</w:t>
-      </w:r>
-      <w:r>
-        <w:t xml:space="preserve">.  </w:t>
-      </w:r>
-      <w:r>
-        <w:t>Administrators may modify both the spam terms and the threshold</w:t>
-      </w:r>
-      <w:r>
-        <w:t xml:space="preserve">.  </w:t>
-      </w:r>
-      <w:r>
-        <w:t xml:space="preserve">The system must preprocess text to account for </w:t>
-      </w:r>
-      <w:r>
-        <w:t>“</w:t>
-      </w:r>
-      <w:r>
-        <w:t>emphatic spacing</w:t>
-      </w:r>
-      <w:r>
-        <w:t>”</w:t>
-      </w:r>
-      <w:r>
-        <w:t xml:space="preserve"> by removing any punctuation between consecutive letters</w:t>
-      </w:r>
-      <w:r>
-        <w:t xml:space="preserve"> (e.g., "S.E.X", "</w:t>
-      </w:r>
-      <w:proofErr w:type="gramStart"/>
-      <w:r>
-        <w:t>H:A</w:t>
-      </w:r>
-      <w:proofErr w:type="gramEnd"/>
-      <w:r>
-        <w:t>:R:D C</w:t>
-      </w:r>
-      <w:proofErr w:type="gramStart"/>
-      <w:r>
-        <w:t>:O:R</w:t>
-      </w:r>
-      <w:proofErr w:type="gramEnd"/>
-      <w:r>
-        <w:t>:E", or "V*I:</w:t>
-      </w:r>
-      <w:proofErr w:type="gramStart"/>
-      <w:r>
-        <w:t>AG!$</w:t>
-      </w:r>
-      <w:proofErr w:type="gramEnd"/>
-      <w:r>
-        <w:t>R-A")</w:t>
-      </w:r>
-      <w:r>
-        <w:t xml:space="preserve">. </w:t>
-      </w:r>
-      <w:r>
-        <w:t xml:space="preserve"> </w:t>
-      </w:r>
-      <w:r>
-        <w:t>A term is considered spam regardless of letter case or the placement of punctuation</w:t>
-      </w:r>
-      <w:r>
-        <w:t xml:space="preserve"> </w:t>
-      </w:r>
-      <w:r>
-        <w:t>symbols</w:t>
-      </w:r>
-      <w:r>
-        <w:t xml:space="preserve"> </w:t>
-      </w:r>
-      <w:r>
-        <w:t xml:space="preserve">in </w:t>
-      </w:r>
-      <w:r>
-        <w:t>between letters. For instance, “</w:t>
-      </w:r>
-      <w:proofErr w:type="spellStart"/>
-      <w:r>
-        <w:t>one</w:t>
+        <w:t xml:space="preserve"> “One</w:t>
       </w:r>
       <w:r>
         <w:rPr>
@@ -6227,11 +6471,7 @@
         <w:t>␣</w:t>
       </w:r>
       <w:r>
-        <w:t>million</w:t>
-      </w:r>
-      <w:proofErr w:type="spellEnd"/>
-      <w:r>
-        <w:t>” would match “ONE</w:t>
+        <w:t>or</w:t>
       </w:r>
       <w:r>
         <w:rPr>
@@ -6240,91 +6480,22 @@
         <w:t>␣</w:t>
       </w:r>
       <w:r>
-        <w:t>MILLION”</w:t>
-      </w:r>
-      <w:r>
-        <w:t>,</w:t>
-      </w:r>
-      <w:r>
-        <w:t xml:space="preserve"> “</w:t>
-      </w:r>
-      <w:r>
-        <w:t>*</w:t>
-      </w:r>
-      <w:r>
-        <w:t>O</w:t>
-      </w:r>
-      <w:r>
-        <w:t>*</w:t>
-      </w:r>
-      <w:r>
-        <w:t>n</w:t>
-      </w:r>
-      <w:r>
-        <w:t>*</w:t>
-      </w:r>
-      <w:r>
-        <w:t>E</w:t>
+        <w:t>two</w:t>
       </w:r>
       <w:r>
         <w:rPr>
           <w:rFonts w:ascii="Segoe UI Symbol" w:hAnsi="Segoe UI Symbol" w:cs="Segoe UI Symbol"/>
         </w:rPr>
-        <w:t xml:space="preserve">* </w:t>
-      </w:r>
-      <w:proofErr w:type="gramStart"/>
-      <w:r>
-        <w:t>M</w:t>
-      </w:r>
-      <w:r>
-        <w:t>:</w:t>
-      </w:r>
-      <w:r>
-        <w:t>i</w:t>
-      </w:r>
-      <w:proofErr w:type="gramEnd"/>
-      <w:r>
-        <w:t>:</w:t>
-      </w:r>
-      <w:proofErr w:type="gramStart"/>
-      <w:r>
-        <w:t>L</w:t>
-      </w:r>
-      <w:r>
-        <w:t>:</w:t>
-      </w:r>
-      <w:r>
-        <w:t>L</w:t>
-      </w:r>
-      <w:proofErr w:type="gramEnd"/>
-      <w:r>
-        <w:t>:</w:t>
-      </w:r>
-      <w:r>
-        <w:t>i</w:t>
-      </w:r>
-      <w:proofErr w:type="gramStart"/>
-      <w:r>
-        <w:t>:</w:t>
-      </w:r>
-      <w:r>
-        <w:t>O</w:t>
-      </w:r>
-      <w:r>
-        <w:t>:</w:t>
-      </w:r>
-      <w:r>
-        <w:t>n</w:t>
-      </w:r>
-      <w:proofErr w:type="gramEnd"/>
-      <w:r>
-        <w:t>”</w:t>
-      </w:r>
-      <w:r>
-        <w:t>,</w:t>
-      </w:r>
-      <w:r>
-        <w:t xml:space="preserve"> and “One</w:t>
+        <w:t>␣</w:t>
+      </w:r>
+      <w:r>
+        <w:t>millions”</w:t>
+      </w:r>
+      <w:r>
+        <w:t xml:space="preserve">, </w:t>
+      </w:r>
+      <w:r>
+        <w:t>or “One</w:t>
       </w:r>
       <w:r>
         <w:rPr>
@@ -6333,10 +6504,7 @@
         <w:t>␣</w:t>
       </w:r>
       <w:r>
-        <w:rPr>
-          <w:rFonts w:ascii="Cambria Math" w:hAnsi="Cambria Math" w:cs="Cambria Math"/>
-        </w:rPr>
-        <w:t>⏎</w:t>
+        <w:t>sexy</w:t>
       </w:r>
       <w:r>
         <w:rPr>
@@ -6345,103 +6513,7 @@
         <w:t>␣</w:t>
       </w:r>
       <w:r>
-        <w:t>Million”</w:t>
-      </w:r>
-      <w:r>
-        <w:t>,</w:t>
-      </w:r>
-      <w:r>
-        <w:t xml:space="preserve"> but would not match “</w:t>
-      </w:r>
-      <w:proofErr w:type="spellStart"/>
-      <w:r>
-        <w:t>One</w:t>
-      </w:r>
-      <w:r>
-        <w:rPr>
-          <w:rFonts w:ascii="Segoe UI Symbol" w:hAnsi="Segoe UI Symbol" w:cs="Segoe UI Symbol"/>
-        </w:rPr>
-        <w:t>␣</w:t>
-      </w:r>
-      <w:r>
-        <w:t>Millionaire</w:t>
-      </w:r>
-      <w:proofErr w:type="spellEnd"/>
-      <w:r>
-        <w:t>”</w:t>
-      </w:r>
-      <w:r>
-        <w:t>,</w:t>
-      </w:r>
-      <w:r>
-        <w:t xml:space="preserve"> “</w:t>
-      </w:r>
-      <w:proofErr w:type="spellStart"/>
-      <w:r>
-        <w:t>One</w:t>
-      </w:r>
-      <w:r>
-        <w:rPr>
-          <w:rFonts w:ascii="Segoe UI Symbol" w:hAnsi="Segoe UI Symbol" w:cs="Segoe UI Symbol"/>
-        </w:rPr>
-        <w:t>␣</w:t>
-      </w:r>
-      <w:r>
-        <w:t>or</w:t>
-      </w:r>
-      <w:r>
-        <w:rPr>
-          <w:rFonts w:ascii="Segoe UI Symbol" w:hAnsi="Segoe UI Symbol" w:cs="Segoe UI Symbol"/>
-        </w:rPr>
-        <w:t>␣</w:t>
-      </w:r>
-      <w:r>
-        <w:t>two</w:t>
-      </w:r>
-      <w:r>
-        <w:rPr>
-          <w:rFonts w:ascii="Segoe UI Symbol" w:hAnsi="Segoe UI Symbol" w:cs="Segoe UI Symbol"/>
-        </w:rPr>
-        <w:t>␣</w:t>
-      </w:r>
-      <w:r>
-        <w:t>millions</w:t>
-      </w:r>
-      <w:proofErr w:type="spellEnd"/>
-      <w:r>
-        <w:t>”</w:t>
-      </w:r>
-      <w:r>
-        <w:t xml:space="preserve">, </w:t>
-      </w:r>
-      <w:r>
-        <w:t>or “</w:t>
-      </w:r>
-      <w:proofErr w:type="spellStart"/>
-      <w:r>
-        <w:t>One</w:t>
-      </w:r>
-      <w:r>
-        <w:rPr>
-          <w:rFonts w:ascii="Segoe UI Symbol" w:hAnsi="Segoe UI Symbol" w:cs="Segoe UI Symbol"/>
-        </w:rPr>
-        <w:t>␣</w:t>
-      </w:r>
-      <w:r>
-        <w:t>sexy</w:t>
-      </w:r>
-      <w:r>
-        <w:rPr>
-          <w:rFonts w:ascii="Segoe UI Symbol" w:hAnsi="Segoe UI Symbol" w:cs="Segoe UI Symbol"/>
-        </w:rPr>
-        <w:t>␣</w:t>
-      </w:r>
-      <w:r>
-        <w:t>million</w:t>
-      </w:r>
-      <w:proofErr w:type="spellEnd"/>
-      <w:r>
-        <w:t>”</w:t>
+        <w:t>million”</w:t>
       </w:r>
       <w:r>
         <w:t>.</w:t>
@@ -10129,6 +10201,64 @@
         </w:p>
       </w:docPartBody>
     </w:docPart>
+    <w:docPart>
+      <w:docPartPr>
+        <w:name w:val="BEBBC5EDC2004E1DA18F5E3FBA9B522A"/>
+        <w:category>
+          <w:name w:val="General"/>
+          <w:gallery w:val="placeholder"/>
+        </w:category>
+        <w:types>
+          <w:type w:val="bbPlcHdr"/>
+        </w:types>
+        <w:behaviors>
+          <w:behavior w:val="content"/>
+        </w:behaviors>
+        <w:guid w:val="{988FF9F5-3A84-46E2-B4A7-372B1333FF70}"/>
+      </w:docPartPr>
+      <w:docPartBody>
+        <w:p>
+          <w:pPr>
+            <w:pStyle w:val="BEBBC5EDC2004E1DA18F5E3FBA9B522A"/>
+          </w:pPr>
+          <w:r>
+            <w:rPr>
+              <w:rStyle w:val="Textodelmarcadordeposicin"/>
+            </w:rPr>
+            <w:t>Haga clic o pulse aquí para escribir texto.</w:t>
+          </w:r>
+        </w:p>
+      </w:docPartBody>
+    </w:docPart>
+    <w:docPart>
+      <w:docPartPr>
+        <w:name w:val="59FB775AABCF409096ADF492822596C7"/>
+        <w:category>
+          <w:name w:val="General"/>
+          <w:gallery w:val="placeholder"/>
+        </w:category>
+        <w:types>
+          <w:type w:val="bbPlcHdr"/>
+        </w:types>
+        <w:behaviors>
+          <w:behavior w:val="content"/>
+        </w:behaviors>
+        <w:guid w:val="{D985CFD9-6CD6-4ADC-B901-B609CA682574}"/>
+      </w:docPartPr>
+      <w:docPartBody>
+        <w:p>
+          <w:pPr>
+            <w:pStyle w:val="59FB775AABCF409096ADF492822596C7"/>
+          </w:pPr>
+          <w:r>
+            <w:rPr>
+              <w:rStyle w:val="Textodelmarcadordeposicin"/>
+            </w:rPr>
+            <w:t>Haga clic o pulse aquí para escribir texto.</w:t>
+          </w:r>
+        </w:p>
+      </w:docPartBody>
+    </w:docPart>
   </w:docParts>
 </w:glossaryDocument>
 </file>
@@ -10168,7 +10298,7 @@
     <w:charset w:val="00"/>
     <w:family w:val="swiss"/>
     <w:pitch w:val="variable"/>
-    <w:sig w:usb0="E4002EFF" w:usb1="C200247B" w:usb2="00000009" w:usb3="00000000" w:csb0="000001FF" w:csb1="00000000"/>
+    <w:sig w:usb0="E4002EFF" w:usb1="C000247B" w:usb2="00000009" w:usb3="00000000" w:csb0="000001FF" w:csb1="00000000"/>
   </w:font>
   <w:font w:name="Arial">
     <w:panose1 w:val="020B0604020202020204"/>
@@ -10182,7 +10312,7 @@
     <w:charset w:val="00"/>
     <w:family w:val="swiss"/>
     <w:pitch w:val="variable"/>
-    <w:sig w:usb0="E4002EFF" w:usb1="C200247B" w:usb2="00000009" w:usb3="00000000" w:csb0="000001FF" w:csb1="00000000"/>
+    <w:sig w:usb0="E4002EFF" w:usb1="C000247B" w:usb2="00000009" w:usb3="00000000" w:csb0="000001FF" w:csb1="00000000"/>
   </w:font>
   <w:font w:name="Yu Gothic Light">
     <w:altName w:val="游ゴシック Light"/>
@@ -10303,18 +10433,24 @@
     <w:rsid w:val="00765401"/>
     <w:rsid w:val="00781BED"/>
     <w:rsid w:val="00790E22"/>
+    <w:rsid w:val="007A2547"/>
     <w:rsid w:val="00802250"/>
     <w:rsid w:val="0082287A"/>
     <w:rsid w:val="00822EB8"/>
     <w:rsid w:val="00841220"/>
+    <w:rsid w:val="00852DB2"/>
+    <w:rsid w:val="00856A7E"/>
+    <w:rsid w:val="00877008"/>
     <w:rsid w:val="008B1087"/>
     <w:rsid w:val="008B2B2C"/>
+    <w:rsid w:val="008C02B4"/>
     <w:rsid w:val="008E4C14"/>
     <w:rsid w:val="0090153F"/>
     <w:rsid w:val="0093034B"/>
     <w:rsid w:val="00946AA5"/>
     <w:rsid w:val="00953D97"/>
     <w:rsid w:val="009675E3"/>
+    <w:rsid w:val="009A1092"/>
     <w:rsid w:val="009B0736"/>
     <w:rsid w:val="009F61B1"/>
     <w:rsid w:val="00A011E1"/>
@@ -10807,7 +10943,7 @@
     <w:basedOn w:val="Fuentedeprrafopredeter"/>
     <w:uiPriority w:val="99"/>
     <w:semiHidden/>
-    <w:rsid w:val="007125C1"/>
+    <w:rsid w:val="00877008"/>
     <w:rPr>
       <w:color w:val="808080"/>
     </w:rPr>
@@ -11781,6 +11917,28 @@
   <w:style w:type="paragraph" w:customStyle="1" w:styleId="78AA650083104155B7807224A1C778A8">
     <w:name w:val="78AA650083104155B7807224A1C778A8"/>
     <w:rsid w:val="007125C1"/>
+    <w:pPr>
+      <w:spacing w:line="278" w:lineRule="auto"/>
+    </w:pPr>
+    <w:rPr>
+      <w:sz w:val="24"/>
+      <w:szCs w:val="24"/>
+    </w:rPr>
+  </w:style>
+  <w:style w:type="paragraph" w:customStyle="1" w:styleId="BEBBC5EDC2004E1DA18F5E3FBA9B522A">
+    <w:name w:val="BEBBC5EDC2004E1DA18F5E3FBA9B522A"/>
+    <w:rsid w:val="00877008"/>
+    <w:pPr>
+      <w:spacing w:line="278" w:lineRule="auto"/>
+    </w:pPr>
+    <w:rPr>
+      <w:sz w:val="24"/>
+      <w:szCs w:val="24"/>
+    </w:rPr>
+  </w:style>
+  <w:style w:type="paragraph" w:customStyle="1" w:styleId="59FB775AABCF409096ADF492822596C7">
+    <w:name w:val="59FB775AABCF409096ADF492822596C7"/>
+    <w:rsid w:val="00877008"/>
     <w:pPr>
       <w:spacing w:line="278" w:lineRule="auto"/>
     </w:pPr>
